--- a/materialien/Statistik_Kurs_NWW_Begleitheft.docx
+++ b/materialien/Statistik_Kurs_NWW_Begleitheft.docx
@@ -105,48 +105,90 @@
     </w:p>
     <w:p>
       <w:pPr>
-        <w:pStyle w:val="ListNumber"/>
+        <w:spacing w:after="50"/>
+        <w:ind w:left="425" w:hanging="283"/>
       </w:pPr>
+      <w:r>
+        <w:rPr>
+          <w:b/>
+        </w:rPr>
+        <w:t xml:space="preserve">1. </w:t>
+      </w:r>
       <w:r>
         <w:t>Forschungsfrage und messbare Variable festlegen.</w:t>
       </w:r>
     </w:p>
     <w:p>
       <w:pPr>
-        <w:pStyle w:val="ListNumber"/>
+        <w:spacing w:after="50"/>
+        <w:ind w:left="425" w:hanging="283"/>
       </w:pPr>
+      <w:r>
+        <w:rPr>
+          <w:b/>
+        </w:rPr>
+        <w:t xml:space="preserve">2. </w:t>
+      </w:r>
       <w:r>
         <w:t>Datenart, Stichprobe und Versuchsplan klären.</w:t>
       </w:r>
     </w:p>
     <w:p>
       <w:pPr>
-        <w:pStyle w:val="ListNumber"/>
+        <w:spacing w:after="50"/>
+        <w:ind w:left="425" w:hanging="283"/>
       </w:pPr>
+      <w:r>
+        <w:rPr>
+          <w:b/>
+        </w:rPr>
+        <w:t xml:space="preserve">3. </w:t>
+      </w:r>
       <w:r>
         <w:t>Rohdaten prüfen und sichtbar machen.</w:t>
       </w:r>
     </w:p>
     <w:p>
       <w:pPr>
-        <w:pStyle w:val="ListNumber"/>
+        <w:spacing w:after="50"/>
+        <w:ind w:left="425" w:hanging="283"/>
       </w:pPr>
+      <w:r>
+        <w:rPr>
+          <w:b/>
+        </w:rPr>
+        <w:t xml:space="preserve">4. </w:t>
+      </w:r>
       <w:r>
         <w:t>Lage und Streuung beschreiben.</w:t>
       </w:r>
     </w:p>
     <w:p>
       <w:pPr>
-        <w:pStyle w:val="ListNumber"/>
+        <w:spacing w:after="50"/>
+        <w:ind w:left="425" w:hanging="283"/>
       </w:pPr>
+      <w:r>
+        <w:rPr>
+          <w:b/>
+        </w:rPr>
+        <w:t xml:space="preserve">5. </w:t>
+      </w:r>
       <w:r>
         <w:t>Voraussetzungen prüfen und Test wählen.</w:t>
       </w:r>
     </w:p>
     <w:p>
       <w:pPr>
-        <w:pStyle w:val="ListNumber"/>
+        <w:spacing w:after="50"/>
+        <w:ind w:left="425" w:hanging="283"/>
       </w:pPr>
+      <w:r>
+        <w:rPr>
+          <w:b/>
+        </w:rPr>
+        <w:t xml:space="preserve">6. </w:t>
+      </w:r>
       <w:r>
         <w:t>Ergebnis mit Zahlen, Unsicherheit und Grenzen berichten.</w:t>
       </w:r>
@@ -1473,7 +1515,7 @@
     </w:p>
     <w:p>
       <w:r>
-        <w:t>Eine Verteilung zeigt, welche Werte vorkommen und wie häufig sie vorkommen. Ein Häufigkeitsdiagramm macht sichtbar, ob Werte gebündelt, einseitig schief, zweigipflig oder ungefähr glockenförmig liegen.</w:t>
+        <w:t>Eine Verteilung zeigt, welche Werte vorkommen und wie häufig sie vorkommen. Ein Häufigkeitsdiagramm macht sichtbar, ob Werte gebündelt, schief, zweigipflig oder ungefähr glockenförmig liegen. Bei einer linksschiefen Verteilung liegen die meisten Werte rechts; wenige kleine Werte bilden einen langen Ausläufer nach links.</w:t>
       </w:r>
     </w:p>
     <w:p>
@@ -3219,40 +3261,75 @@
     </w:p>
     <w:p>
       <w:pPr>
-        <w:pStyle w:val="ListNumber"/>
+        <w:spacing w:after="50"/>
+        <w:ind w:left="425" w:hanging="283"/>
       </w:pPr>
+      <w:r>
+        <w:rPr>
+          <w:b/>
+        </w:rPr>
+        <w:t xml:space="preserve">1. </w:t>
+      </w:r>
       <w:r>
         <w:t>Mittelwert berechnen.</w:t>
       </w:r>
     </w:p>
     <w:p>
       <w:pPr>
-        <w:pStyle w:val="ListNumber"/>
+        <w:spacing w:after="50"/>
+        <w:ind w:left="425" w:hanging="283"/>
       </w:pPr>
+      <w:r>
+        <w:rPr>
+          <w:b/>
+        </w:rPr>
+        <w:t xml:space="preserve">2. </w:t>
+      </w:r>
       <w:r>
         <w:t>Für jeden Messwert: Abweichung vom Mittelwert bilden.</w:t>
       </w:r>
     </w:p>
     <w:p>
       <w:pPr>
-        <w:pStyle w:val="ListNumber"/>
+        <w:spacing w:after="50"/>
+        <w:ind w:left="425" w:hanging="283"/>
       </w:pPr>
+      <w:r>
+        <w:rPr>
+          <w:b/>
+        </w:rPr>
+        <w:t xml:space="preserve">3. </w:t>
+      </w:r>
       <w:r>
         <w:t>Abweichungen quadrieren – damit sich Plus und Minus nicht aufheben.</w:t>
       </w:r>
     </w:p>
     <w:p>
       <w:pPr>
-        <w:pStyle w:val="ListNumber"/>
+        <w:spacing w:after="50"/>
+        <w:ind w:left="425" w:hanging="283"/>
       </w:pPr>
+      <w:r>
+        <w:rPr>
+          <w:b/>
+        </w:rPr>
+        <w:t xml:space="preserve">4. </w:t>
+      </w:r>
       <w:r>
         <w:t>Quadrierte Abweichungen addieren und bei einer Stichprobe durch n − 1 teilen.</w:t>
       </w:r>
     </w:p>
     <w:p>
       <w:pPr>
-        <w:pStyle w:val="ListNumber"/>
+        <w:spacing w:after="50"/>
+        <w:ind w:left="425" w:hanging="283"/>
       </w:pPr>
+      <w:r>
+        <w:rPr>
+          <w:b/>
+        </w:rPr>
+        <w:t xml:space="preserve">5. </w:t>
+      </w:r>
       <w:r>
         <w:t>Wurzel ziehen: Das Ergebnis ist die Standardabweichung.</w:t>
       </w:r>
@@ -3331,6 +3408,11 @@
       </w:pPr>
       <w:r>
         <w:t>6 · Richtigkeit, Präzision und Messfehler</w:t>
+      </w:r>
+    </w:p>
+    <w:p>
+      <w:r>
+        <w:t>Messwerte können aus verschiedenen Gründen vom gesuchten oder bekannten Referenzwert abweichen. Die Fehlerart entscheidet darüber, ob Wiederholungen, Kalibrierung oder eine Kontrolle helfen.</w:t>
       </w:r>
     </w:p>
     <w:tbl>
@@ -3819,32 +3901,538 @@
         <w:pStyle w:val="Heading2"/>
       </w:pPr>
       <w:r>
-        <w:t>Was hilft?</w:t>
+        <w:t>Vier mögliche Kombinationen</w:t>
       </w:r>
     </w:p>
+    <w:tbl>
+      <w:tblPr>
+        <w:tblW w:type="dxa" w:w="10035"/>
+        <w:jc w:val="center"/>
+        <w:tblLayout w:type="fixed"/>
+        <w:tblLook w:firstColumn="1" w:firstRow="1" w:lastColumn="0" w:lastRow="0" w:noHBand="0" w:noVBand="1" w:val="04A0"/>
+        <w:tblInd w:type="dxa" w:w="100"/>
+      </w:tblPr>
+      <w:tblGrid>
+        <w:gridCol w:w="2422"/>
+        <w:gridCol w:w="1730"/>
+        <w:gridCol w:w="1730"/>
+        <w:gridCol w:w="4153"/>
+      </w:tblGrid>
+      <w:tr>
+        <w:tc>
+          <w:tcPr>
+            <w:tcW w:type="dxa" w:w="2422"/>
+            <w:vAlign w:val="center"/>
+            <w:tcMar>
+              <w:top w:w="80" w:type="dxa"/>
+              <w:start w:w="100" w:type="dxa"/>
+              <w:bottom w:w="80" w:type="dxa"/>
+              <w:end w:w="100" w:type="dxa"/>
+            </w:tcMar>
+            <w:shd w:fill="13857D"/>
+          </w:tcPr>
+          <w:p>
+            <w:r/>
+            <w:r>
+              <w:rPr>
+                <w:rFonts w:ascii="Aptos" w:hAnsi="Aptos"/>
+                <w:b/>
+                <w:color w:val="FFFFFF"/>
+                <w:sz w:val="18"/>
+              </w:rPr>
+              <w:t>Messreihe</w:t>
+            </w:r>
+          </w:p>
+        </w:tc>
+        <w:tc>
+          <w:tcPr>
+            <w:tcW w:type="dxa" w:w="1730"/>
+            <w:vAlign w:val="center"/>
+            <w:tcMar>
+              <w:top w:w="80" w:type="dxa"/>
+              <w:start w:w="100" w:type="dxa"/>
+              <w:bottom w:w="80" w:type="dxa"/>
+              <w:end w:w="100" w:type="dxa"/>
+            </w:tcMar>
+            <w:shd w:fill="13857D"/>
+          </w:tcPr>
+          <w:p>
+            <w:r/>
+            <w:r>
+              <w:rPr>
+                <w:rFonts w:ascii="Aptos" w:hAnsi="Aptos"/>
+                <w:b/>
+                <w:color w:val="FFFFFF"/>
+                <w:sz w:val="18"/>
+              </w:rPr>
+              <w:t>Richtigkeit</w:t>
+            </w:r>
+          </w:p>
+        </w:tc>
+        <w:tc>
+          <w:tcPr>
+            <w:tcW w:type="dxa" w:w="1730"/>
+            <w:vAlign w:val="center"/>
+            <w:tcMar>
+              <w:top w:w="80" w:type="dxa"/>
+              <w:start w:w="100" w:type="dxa"/>
+              <w:bottom w:w="80" w:type="dxa"/>
+              <w:end w:w="100" w:type="dxa"/>
+            </w:tcMar>
+            <w:shd w:fill="13857D"/>
+          </w:tcPr>
+          <w:p>
+            <w:r/>
+            <w:r>
+              <w:rPr>
+                <w:rFonts w:ascii="Aptos" w:hAnsi="Aptos"/>
+                <w:b/>
+                <w:color w:val="FFFFFF"/>
+                <w:sz w:val="18"/>
+              </w:rPr>
+              <w:t>Präzision</w:t>
+            </w:r>
+          </w:p>
+        </w:tc>
+        <w:tc>
+          <w:tcPr>
+            <w:tcW w:type="dxa" w:w="4153"/>
+            <w:vAlign w:val="center"/>
+            <w:tcMar>
+              <w:top w:w="80" w:type="dxa"/>
+              <w:start w:w="100" w:type="dxa"/>
+              <w:bottom w:w="80" w:type="dxa"/>
+              <w:end w:w="100" w:type="dxa"/>
+            </w:tcMar>
+            <w:shd w:fill="13857D"/>
+          </w:tcPr>
+          <w:p>
+            <w:r/>
+            <w:r>
+              <w:rPr>
+                <w:rFonts w:ascii="Aptos" w:hAnsi="Aptos"/>
+                <w:b/>
+                <w:color w:val="FFFFFF"/>
+                <w:sz w:val="18"/>
+              </w:rPr>
+              <w:t>Erkennbares Muster</w:t>
+            </w:r>
+          </w:p>
+        </w:tc>
+      </w:tr>
+      <w:tr>
+        <w:tc>
+          <w:tcPr>
+            <w:tcW w:type="dxa" w:w="2422"/>
+            <w:vAlign w:val="center"/>
+            <w:tcMar>
+              <w:top w:w="80" w:type="dxa"/>
+              <w:start w:w="100" w:type="dxa"/>
+              <w:bottom w:w="80" w:type="dxa"/>
+              <w:end w:w="100" w:type="dxa"/>
+            </w:tcMar>
+            <w:shd w:fill="EAF3F5"/>
+          </w:tcPr>
+          <w:p>
+            <w:r/>
+            <w:r>
+              <w:rPr>
+                <w:rFonts w:ascii="Aptos" w:hAnsi="Aptos"/>
+                <w:b w:val="0"/>
+                <w:color w:val="12354A"/>
+                <w:sz w:val="16"/>
+              </w:rPr>
+              <w:t>richtig und präzise</w:t>
+            </w:r>
+          </w:p>
+        </w:tc>
+        <w:tc>
+          <w:tcPr>
+            <w:tcW w:type="dxa" w:w="1730"/>
+            <w:vAlign w:val="center"/>
+            <w:tcMar>
+              <w:top w:w="80" w:type="dxa"/>
+              <w:start w:w="100" w:type="dxa"/>
+              <w:bottom w:w="80" w:type="dxa"/>
+              <w:end w:w="100" w:type="dxa"/>
+            </w:tcMar>
+            <w:shd w:fill="EAF3F5"/>
+          </w:tcPr>
+          <w:p>
+            <w:r/>
+            <w:r>
+              <w:rPr>
+                <w:rFonts w:ascii="Aptos" w:hAnsi="Aptos"/>
+                <w:b w:val="0"/>
+                <w:color w:val="12354A"/>
+                <w:sz w:val="16"/>
+              </w:rPr>
+              <w:t>hoch</w:t>
+            </w:r>
+          </w:p>
+        </w:tc>
+        <w:tc>
+          <w:tcPr>
+            <w:tcW w:type="dxa" w:w="1730"/>
+            <w:vAlign w:val="center"/>
+            <w:tcMar>
+              <w:top w:w="80" w:type="dxa"/>
+              <w:start w:w="100" w:type="dxa"/>
+              <w:bottom w:w="80" w:type="dxa"/>
+              <w:end w:w="100" w:type="dxa"/>
+            </w:tcMar>
+            <w:shd w:fill="EAF3F5"/>
+          </w:tcPr>
+          <w:p>
+            <w:r/>
+            <w:r>
+              <w:rPr>
+                <w:rFonts w:ascii="Aptos" w:hAnsi="Aptos"/>
+                <w:b w:val="0"/>
+                <w:color w:val="12354A"/>
+                <w:sz w:val="16"/>
+              </w:rPr>
+              <w:t>hoch</w:t>
+            </w:r>
+          </w:p>
+        </w:tc>
+        <w:tc>
+          <w:tcPr>
+            <w:tcW w:type="dxa" w:w="4153"/>
+            <w:vAlign w:val="center"/>
+            <w:tcMar>
+              <w:top w:w="80" w:type="dxa"/>
+              <w:start w:w="100" w:type="dxa"/>
+              <w:bottom w:w="80" w:type="dxa"/>
+              <w:end w:w="100" w:type="dxa"/>
+            </w:tcMar>
+            <w:shd w:fill="EAF3F5"/>
+          </w:tcPr>
+          <w:p>
+            <w:r/>
+            <w:r>
+              <w:rPr>
+                <w:rFonts w:ascii="Aptos" w:hAnsi="Aptos"/>
+                <w:b w:val="0"/>
+                <w:color w:val="12354A"/>
+                <w:sz w:val="16"/>
+              </w:rPr>
+              <w:t>enge Werte nahe am Referenzwert</w:t>
+            </w:r>
+          </w:p>
+        </w:tc>
+      </w:tr>
+      <w:tr>
+        <w:tc>
+          <w:tcPr>
+            <w:tcW w:type="dxa" w:w="2422"/>
+            <w:vAlign w:val="center"/>
+            <w:tcMar>
+              <w:top w:w="80" w:type="dxa"/>
+              <w:start w:w="100" w:type="dxa"/>
+              <w:bottom w:w="80" w:type="dxa"/>
+              <w:end w:w="100" w:type="dxa"/>
+            </w:tcMar>
+            <w:shd w:fill="FFFFFF"/>
+          </w:tcPr>
+          <w:p>
+            <w:r/>
+            <w:r>
+              <w:rPr>
+                <w:rFonts w:ascii="Aptos" w:hAnsi="Aptos"/>
+                <w:b w:val="0"/>
+                <w:color w:val="12354A"/>
+                <w:sz w:val="16"/>
+              </w:rPr>
+              <w:t>richtig und unpräzise</w:t>
+            </w:r>
+          </w:p>
+        </w:tc>
+        <w:tc>
+          <w:tcPr>
+            <w:tcW w:type="dxa" w:w="1730"/>
+            <w:vAlign w:val="center"/>
+            <w:tcMar>
+              <w:top w:w="80" w:type="dxa"/>
+              <w:start w:w="100" w:type="dxa"/>
+              <w:bottom w:w="80" w:type="dxa"/>
+              <w:end w:w="100" w:type="dxa"/>
+            </w:tcMar>
+            <w:shd w:fill="FFFFFF"/>
+          </w:tcPr>
+          <w:p>
+            <w:r/>
+            <w:r>
+              <w:rPr>
+                <w:rFonts w:ascii="Aptos" w:hAnsi="Aptos"/>
+                <w:b w:val="0"/>
+                <w:color w:val="12354A"/>
+                <w:sz w:val="16"/>
+              </w:rPr>
+              <w:t>hoch</w:t>
+            </w:r>
+          </w:p>
+        </w:tc>
+        <w:tc>
+          <w:tcPr>
+            <w:tcW w:type="dxa" w:w="1730"/>
+            <w:vAlign w:val="center"/>
+            <w:tcMar>
+              <w:top w:w="80" w:type="dxa"/>
+              <w:start w:w="100" w:type="dxa"/>
+              <w:bottom w:w="80" w:type="dxa"/>
+              <w:end w:w="100" w:type="dxa"/>
+            </w:tcMar>
+            <w:shd w:fill="FFFFFF"/>
+          </w:tcPr>
+          <w:p>
+            <w:r/>
+            <w:r>
+              <w:rPr>
+                <w:rFonts w:ascii="Aptos" w:hAnsi="Aptos"/>
+                <w:b w:val="0"/>
+                <w:color w:val="12354A"/>
+                <w:sz w:val="16"/>
+              </w:rPr>
+              <w:t>niedrig</w:t>
+            </w:r>
+          </w:p>
+        </w:tc>
+        <w:tc>
+          <w:tcPr>
+            <w:tcW w:type="dxa" w:w="4153"/>
+            <w:vAlign w:val="center"/>
+            <w:tcMar>
+              <w:top w:w="80" w:type="dxa"/>
+              <w:start w:w="100" w:type="dxa"/>
+              <w:bottom w:w="80" w:type="dxa"/>
+              <w:end w:w="100" w:type="dxa"/>
+            </w:tcMar>
+            <w:shd w:fill="FFFFFF"/>
+          </w:tcPr>
+          <w:p>
+            <w:r/>
+            <w:r>
+              <w:rPr>
+                <w:rFonts w:ascii="Aptos" w:hAnsi="Aptos"/>
+                <w:b w:val="0"/>
+                <w:color w:val="12354A"/>
+                <w:sz w:val="16"/>
+              </w:rPr>
+              <w:t>starke Streuung, Mittelwert nahe am Referenzwert</w:t>
+            </w:r>
+          </w:p>
+        </w:tc>
+      </w:tr>
+      <w:tr>
+        <w:tc>
+          <w:tcPr>
+            <w:tcW w:type="dxa" w:w="2422"/>
+            <w:vAlign w:val="center"/>
+            <w:tcMar>
+              <w:top w:w="80" w:type="dxa"/>
+              <w:start w:w="100" w:type="dxa"/>
+              <w:bottom w:w="80" w:type="dxa"/>
+              <w:end w:w="100" w:type="dxa"/>
+            </w:tcMar>
+            <w:shd w:fill="EAF3F5"/>
+          </w:tcPr>
+          <w:p>
+            <w:r/>
+            <w:r>
+              <w:rPr>
+                <w:rFonts w:ascii="Aptos" w:hAnsi="Aptos"/>
+                <w:b w:val="0"/>
+                <w:color w:val="12354A"/>
+                <w:sz w:val="16"/>
+              </w:rPr>
+              <w:t>falsch und präzise</w:t>
+            </w:r>
+          </w:p>
+        </w:tc>
+        <w:tc>
+          <w:tcPr>
+            <w:tcW w:type="dxa" w:w="1730"/>
+            <w:vAlign w:val="center"/>
+            <w:tcMar>
+              <w:top w:w="80" w:type="dxa"/>
+              <w:start w:w="100" w:type="dxa"/>
+              <w:bottom w:w="80" w:type="dxa"/>
+              <w:end w:w="100" w:type="dxa"/>
+            </w:tcMar>
+            <w:shd w:fill="EAF3F5"/>
+          </w:tcPr>
+          <w:p>
+            <w:r/>
+            <w:r>
+              <w:rPr>
+                <w:rFonts w:ascii="Aptos" w:hAnsi="Aptos"/>
+                <w:b w:val="0"/>
+                <w:color w:val="12354A"/>
+                <w:sz w:val="16"/>
+              </w:rPr>
+              <w:t>niedrig</w:t>
+            </w:r>
+          </w:p>
+        </w:tc>
+        <w:tc>
+          <w:tcPr>
+            <w:tcW w:type="dxa" w:w="1730"/>
+            <w:vAlign w:val="center"/>
+            <w:tcMar>
+              <w:top w:w="80" w:type="dxa"/>
+              <w:start w:w="100" w:type="dxa"/>
+              <w:bottom w:w="80" w:type="dxa"/>
+              <w:end w:w="100" w:type="dxa"/>
+            </w:tcMar>
+            <w:shd w:fill="EAF3F5"/>
+          </w:tcPr>
+          <w:p>
+            <w:r/>
+            <w:r>
+              <w:rPr>
+                <w:rFonts w:ascii="Aptos" w:hAnsi="Aptos"/>
+                <w:b w:val="0"/>
+                <w:color w:val="12354A"/>
+                <w:sz w:val="16"/>
+              </w:rPr>
+              <w:t>hoch</w:t>
+            </w:r>
+          </w:p>
+        </w:tc>
+        <w:tc>
+          <w:tcPr>
+            <w:tcW w:type="dxa" w:w="4153"/>
+            <w:vAlign w:val="center"/>
+            <w:tcMar>
+              <w:top w:w="80" w:type="dxa"/>
+              <w:start w:w="100" w:type="dxa"/>
+              <w:bottom w:w="80" w:type="dxa"/>
+              <w:end w:w="100" w:type="dxa"/>
+            </w:tcMar>
+            <w:shd w:fill="EAF3F5"/>
+          </w:tcPr>
+          <w:p>
+            <w:r/>
+            <w:r>
+              <w:rPr>
+                <w:rFonts w:ascii="Aptos" w:hAnsi="Aptos"/>
+                <w:b w:val="0"/>
+                <w:color w:val="12354A"/>
+                <w:sz w:val="16"/>
+              </w:rPr>
+              <w:t>enge Werte, aber systematisch verschoben</w:t>
+            </w:r>
+          </w:p>
+        </w:tc>
+      </w:tr>
+      <w:tr>
+        <w:tc>
+          <w:tcPr>
+            <w:tcW w:type="dxa" w:w="2422"/>
+            <w:vAlign w:val="center"/>
+            <w:tcMar>
+              <w:top w:w="80" w:type="dxa"/>
+              <w:start w:w="100" w:type="dxa"/>
+              <w:bottom w:w="80" w:type="dxa"/>
+              <w:end w:w="100" w:type="dxa"/>
+            </w:tcMar>
+            <w:shd w:fill="FFFFFF"/>
+          </w:tcPr>
+          <w:p>
+            <w:r/>
+            <w:r>
+              <w:rPr>
+                <w:rFonts w:ascii="Aptos" w:hAnsi="Aptos"/>
+                <w:b w:val="0"/>
+                <w:color w:val="12354A"/>
+                <w:sz w:val="16"/>
+              </w:rPr>
+              <w:t>falsch und unpräzise</w:t>
+            </w:r>
+          </w:p>
+        </w:tc>
+        <w:tc>
+          <w:tcPr>
+            <w:tcW w:type="dxa" w:w="1730"/>
+            <w:vAlign w:val="center"/>
+            <w:tcMar>
+              <w:top w:w="80" w:type="dxa"/>
+              <w:start w:w="100" w:type="dxa"/>
+              <w:bottom w:w="80" w:type="dxa"/>
+              <w:end w:w="100" w:type="dxa"/>
+            </w:tcMar>
+            <w:shd w:fill="FFFFFF"/>
+          </w:tcPr>
+          <w:p>
+            <w:r/>
+            <w:r>
+              <w:rPr>
+                <w:rFonts w:ascii="Aptos" w:hAnsi="Aptos"/>
+                <w:b w:val="0"/>
+                <w:color w:val="12354A"/>
+                <w:sz w:val="16"/>
+              </w:rPr>
+              <w:t>niedrig</w:t>
+            </w:r>
+          </w:p>
+        </w:tc>
+        <w:tc>
+          <w:tcPr>
+            <w:tcW w:type="dxa" w:w="1730"/>
+            <w:vAlign w:val="center"/>
+            <w:tcMar>
+              <w:top w:w="80" w:type="dxa"/>
+              <w:start w:w="100" w:type="dxa"/>
+              <w:bottom w:w="80" w:type="dxa"/>
+              <w:end w:w="100" w:type="dxa"/>
+            </w:tcMar>
+            <w:shd w:fill="FFFFFF"/>
+          </w:tcPr>
+          <w:p>
+            <w:r/>
+            <w:r>
+              <w:rPr>
+                <w:rFonts w:ascii="Aptos" w:hAnsi="Aptos"/>
+                <w:b w:val="0"/>
+                <w:color w:val="12354A"/>
+                <w:sz w:val="16"/>
+              </w:rPr>
+              <w:t>niedrig</w:t>
+            </w:r>
+          </w:p>
+        </w:tc>
+        <w:tc>
+          <w:tcPr>
+            <w:tcW w:type="dxa" w:w="4153"/>
+            <w:vAlign w:val="center"/>
+            <w:tcMar>
+              <w:top w:w="80" w:type="dxa"/>
+              <w:start w:w="100" w:type="dxa"/>
+              <w:bottom w:w="80" w:type="dxa"/>
+              <w:end w:w="100" w:type="dxa"/>
+            </w:tcMar>
+            <w:shd w:fill="FFFFFF"/>
+          </w:tcPr>
+          <w:p>
+            <w:r/>
+            <w:r>
+              <w:rPr>
+                <w:rFonts w:ascii="Aptos" w:hAnsi="Aptos"/>
+                <w:b w:val="0"/>
+                <w:color w:val="12354A"/>
+                <w:sz w:val="16"/>
+              </w:rPr>
+              <w:t>starke Streuung und verschobener Mittelwert</w:t>
+            </w:r>
+          </w:p>
+        </w:tc>
+      </w:tr>
+    </w:tbl>
     <w:p>
       <w:pPr>
-        <w:pStyle w:val="ListBullet"/>
+        <w:spacing w:after="0"/>
       </w:pPr>
-      <w:r>
-        <w:t>Zufällige Fehler: mehrere unabhängige Wiederholungen, standardisierte Durchführung.</w:t>
-      </w:r>
-    </w:p>
-    <w:p>
-      <w:pPr>
-        <w:pStyle w:val="ListBullet"/>
-      </w:pPr>
-      <w:r>
-        <w:t>Systematische Fehler: Kalibrierung, Kontrollen, Blindproben, Vergleich mit Referenzwerten.</w:t>
-      </w:r>
-    </w:p>
-    <w:p>
-      <w:pPr>
-        <w:pStyle w:val="ListBullet"/>
-      </w:pPr>
-      <w:r>
-        <w:t>Grobe Fehler: Ursache prüfen und transparent dokumentieren. Einen Wert nur mit sachlicher Begründung ausschliessen.</w:t>
-      </w:r>
     </w:p>
     <w:tbl>
       <w:tblPr>
@@ -3860,7 +4448,7 @@
         <w:tc>
           <w:tcPr>
             <w:tcW w:type="dxa" w:w="10035"/>
-            <w:shd w:fill="FFF1E7"/>
+            <w:shd w:fill="EAF3F5"/>
             <w:tcMar>
               <w:top w:w="140" w:type="dxa"/>
               <w:start w:w="180" w:type="dxa"/>
@@ -3874,10 +4462,10 @@
               <w:rPr>
                 <w:rFonts w:ascii="Aptos" w:hAnsi="Aptos"/>
                 <w:b/>
-                <w:color w:val="E87932"/>
+                <w:color w:val="13857D"/>
                 <w:sz w:val="20"/>
               </w:rPr>
-              <w:t xml:space="preserve">Wichtig  </w:t>
+              <w:t xml:space="preserve">Merke  </w:t>
             </w:r>
             <w:r>
               <w:rPr>
@@ -3885,7 +4473,7 @@
                 <w:color w:val="12354A"/>
                 <w:sz w:val="19"/>
               </w:rPr>
-              <w:t>Viele Wiederholungen können die Präzision verbessern, aber eine systematisch falsche Messung nicht automatisch richtig machen.</w:t>
+              <w:t>Richtigkeit und Präzision sind unabhängig. Eine kleine Standardabweichung zeigt hohe Präzision, beweist aber keine Richtigkeit.</w:t>
             </w:r>
           </w:p>
         </w:tc>
@@ -3895,6 +4483,626 @@
       <w:pPr>
         <w:spacing w:after="0"/>
       </w:pPr>
+    </w:p>
+    <w:p>
+      <w:r>
+        <w:br w:type="page"/>
+      </w:r>
+    </w:p>
+    <w:p>
+      <w:pPr>
+        <w:pStyle w:val="Heading2"/>
+      </w:pPr>
+      <w:r>
+        <w:t>Fehler erkennen und Messwerte passend angeben</w:t>
+      </w:r>
+    </w:p>
+    <w:p>
+      <w:pPr>
+        <w:pStyle w:val="Heading2"/>
+      </w:pPr>
+      <w:r>
+        <w:t>Was hilft?</w:t>
+      </w:r>
+    </w:p>
+    <w:p>
+      <w:pPr>
+        <w:pStyle w:val="ListBullet"/>
+      </w:pPr>
+      <w:r>
+        <w:t>Zufällige Fehler: mehrere unabhängige Wiederholungen und eine standardisierte Durchführung.</w:t>
+      </w:r>
+    </w:p>
+    <w:p>
+      <w:pPr>
+        <w:pStyle w:val="ListBullet"/>
+      </w:pPr>
+      <w:r>
+        <w:t>Systematische Fehler: Kalibrierung, Kontrollen, Blindproben und Vergleich mit Referenzwerten.</w:t>
+      </w:r>
+    </w:p>
+    <w:p>
+      <w:pPr>
+        <w:pStyle w:val="ListBullet"/>
+      </w:pPr>
+      <w:r>
+        <w:t>Grobe Fehler: Ursache prüfen und transparent dokumentieren. Einen Wert nur nach einer sachlichen, möglichst vorher festgelegten Regel ausschliessen.</w:t>
+      </w:r>
+    </w:p>
+    <w:p>
+      <w:r>
+        <w:t>Mehrfachmessungen machen Streuung und auffällige Werte sichtbar. Es gibt jedoch keine allgemeine Mindestzahl von zehn Messungen. Wie viele Wiederholungen sinnvoll sind, hängt von Forschungsfrage, erwarteter Streuung und Versuchsplan ab. Systematische Fehler verschwinden auch durch viele Wiederholungen nicht.</w:t>
+      </w:r>
+    </w:p>
+    <w:p>
+      <w:pPr>
+        <w:pStyle w:val="Heading2"/>
+      </w:pPr>
+      <w:r>
+        <w:t>Auflösung des Messgeräts</w:t>
+      </w:r>
+    </w:p>
+    <w:tbl>
+      <w:tblPr>
+        <w:tblW w:type="dxa" w:w="10035"/>
+        <w:jc w:val="center"/>
+        <w:tblLayout w:type="fixed"/>
+        <w:tblLook w:firstColumn="1" w:firstRow="1" w:lastColumn="0" w:lastRow="0" w:noHBand="0" w:noVBand="1" w:val="04A0"/>
+        <w:tblInd w:type="dxa" w:w="100"/>
+      </w:tblPr>
+      <w:tblGrid>
+        <w:gridCol w:w="2899"/>
+        <w:gridCol w:w="2341"/>
+        <w:gridCol w:w="2230"/>
+        <w:gridCol w:w="2565"/>
+      </w:tblGrid>
+      <w:tr>
+        <w:tc>
+          <w:tcPr>
+            <w:tcW w:type="dxa" w:w="2899"/>
+            <w:vAlign w:val="center"/>
+            <w:tcMar>
+              <w:top w:w="80" w:type="dxa"/>
+              <w:start w:w="100" w:type="dxa"/>
+              <w:bottom w:w="80" w:type="dxa"/>
+              <w:end w:w="100" w:type="dxa"/>
+            </w:tcMar>
+            <w:shd w:fill="13857D"/>
+          </w:tcPr>
+          <w:p>
+            <w:r/>
+            <w:r>
+              <w:rPr>
+                <w:rFonts w:ascii="Aptos" w:hAnsi="Aptos"/>
+                <w:b/>
+                <w:color w:val="FFFFFF"/>
+                <w:sz w:val="18"/>
+              </w:rPr>
+              <w:t>Messgerät</w:t>
+            </w:r>
+          </w:p>
+        </w:tc>
+        <w:tc>
+          <w:tcPr>
+            <w:tcW w:type="dxa" w:w="2341"/>
+            <w:vAlign w:val="center"/>
+            <w:tcMar>
+              <w:top w:w="80" w:type="dxa"/>
+              <w:start w:w="100" w:type="dxa"/>
+              <w:bottom w:w="80" w:type="dxa"/>
+              <w:end w:w="100" w:type="dxa"/>
+            </w:tcMar>
+            <w:shd w:fill="13857D"/>
+          </w:tcPr>
+          <w:p>
+            <w:r/>
+            <w:r>
+              <w:rPr>
+                <w:rFonts w:ascii="Aptos" w:hAnsi="Aptos"/>
+                <w:b/>
+                <w:color w:val="FFFFFF"/>
+                <w:sz w:val="18"/>
+              </w:rPr>
+              <w:t>Kleinste Einheit</w:t>
+            </w:r>
+          </w:p>
+        </w:tc>
+        <w:tc>
+          <w:tcPr>
+            <w:tcW w:type="dxa" w:w="2230"/>
+            <w:vAlign w:val="center"/>
+            <w:tcMar>
+              <w:top w:w="80" w:type="dxa"/>
+              <w:start w:w="100" w:type="dxa"/>
+              <w:bottom w:w="80" w:type="dxa"/>
+              <w:end w:w="100" w:type="dxa"/>
+            </w:tcMar>
+            <w:shd w:fill="13857D"/>
+          </w:tcPr>
+          <w:p>
+            <w:r/>
+            <w:r>
+              <w:rPr>
+                <w:rFonts w:ascii="Aptos" w:hAnsi="Aptos"/>
+                <w:b/>
+                <w:color w:val="FFFFFF"/>
+                <w:sz w:val="18"/>
+              </w:rPr>
+              <w:t>Sinnvolle Angabe</w:t>
+            </w:r>
+          </w:p>
+        </w:tc>
+        <w:tc>
+          <w:tcPr>
+            <w:tcW w:type="dxa" w:w="2565"/>
+            <w:vAlign w:val="center"/>
+            <w:tcMar>
+              <w:top w:w="80" w:type="dxa"/>
+              <w:start w:w="100" w:type="dxa"/>
+              <w:bottom w:w="80" w:type="dxa"/>
+              <w:end w:w="100" w:type="dxa"/>
+            </w:tcMar>
+            <w:shd w:fill="13857D"/>
+          </w:tcPr>
+          <w:p>
+            <w:r/>
+            <w:r>
+              <w:rPr>
+                <w:rFonts w:ascii="Aptos" w:hAnsi="Aptos"/>
+                <w:b/>
+                <w:color w:val="FFFFFF"/>
+                <w:sz w:val="18"/>
+              </w:rPr>
+              <w:t>Unpassend</w:t>
+            </w:r>
+          </w:p>
+        </w:tc>
+      </w:tr>
+      <w:tr>
+        <w:tc>
+          <w:tcPr>
+            <w:tcW w:type="dxa" w:w="2899"/>
+            <w:vAlign w:val="center"/>
+            <w:tcMar>
+              <w:top w:w="80" w:type="dxa"/>
+              <w:start w:w="100" w:type="dxa"/>
+              <w:bottom w:w="80" w:type="dxa"/>
+              <w:end w:w="100" w:type="dxa"/>
+            </w:tcMar>
+            <w:shd w:fill="EAF3F5"/>
+          </w:tcPr>
+          <w:p>
+            <w:r/>
+            <w:r>
+              <w:rPr>
+                <w:rFonts w:ascii="Aptos" w:hAnsi="Aptos"/>
+                <w:b w:val="0"/>
+                <w:color w:val="12354A"/>
+                <w:sz w:val="16"/>
+              </w:rPr>
+              <w:t>Lineal mit mm-Teilung</w:t>
+            </w:r>
+          </w:p>
+        </w:tc>
+        <w:tc>
+          <w:tcPr>
+            <w:tcW w:type="dxa" w:w="2341"/>
+            <w:vAlign w:val="center"/>
+            <w:tcMar>
+              <w:top w:w="80" w:type="dxa"/>
+              <w:start w:w="100" w:type="dxa"/>
+              <w:bottom w:w="80" w:type="dxa"/>
+              <w:end w:w="100" w:type="dxa"/>
+            </w:tcMar>
+            <w:shd w:fill="EAF3F5"/>
+          </w:tcPr>
+          <w:p>
+            <w:r/>
+            <w:r>
+              <w:rPr>
+                <w:rFonts w:ascii="Aptos" w:hAnsi="Aptos"/>
+                <w:b w:val="0"/>
+                <w:color w:val="12354A"/>
+                <w:sz w:val="16"/>
+              </w:rPr>
+              <w:t>1 mm = 0,1 cm</w:t>
+            </w:r>
+          </w:p>
+        </w:tc>
+        <w:tc>
+          <w:tcPr>
+            <w:tcW w:type="dxa" w:w="2230"/>
+            <w:vAlign w:val="center"/>
+            <w:tcMar>
+              <w:top w:w="80" w:type="dxa"/>
+              <w:start w:w="100" w:type="dxa"/>
+              <w:bottom w:w="80" w:type="dxa"/>
+              <w:end w:w="100" w:type="dxa"/>
+            </w:tcMar>
+            <w:shd w:fill="EAF3F5"/>
+          </w:tcPr>
+          <w:p>
+            <w:r/>
+            <w:r>
+              <w:rPr>
+                <w:rFonts w:ascii="Aptos" w:hAnsi="Aptos"/>
+                <w:b w:val="0"/>
+                <w:color w:val="12354A"/>
+                <w:sz w:val="16"/>
+              </w:rPr>
+              <w:t>5,3 cm</w:t>
+            </w:r>
+          </w:p>
+        </w:tc>
+        <w:tc>
+          <w:tcPr>
+            <w:tcW w:type="dxa" w:w="2565"/>
+            <w:vAlign w:val="center"/>
+            <w:tcMar>
+              <w:top w:w="80" w:type="dxa"/>
+              <w:start w:w="100" w:type="dxa"/>
+              <w:bottom w:w="80" w:type="dxa"/>
+              <w:end w:w="100" w:type="dxa"/>
+            </w:tcMar>
+            <w:shd w:fill="EAF3F5"/>
+          </w:tcPr>
+          <w:p>
+            <w:r/>
+            <w:r>
+              <w:rPr>
+                <w:rFonts w:ascii="Aptos" w:hAnsi="Aptos"/>
+                <w:b w:val="0"/>
+                <w:color w:val="12354A"/>
+                <w:sz w:val="16"/>
+              </w:rPr>
+              <w:t>5,30 cm</w:t>
+            </w:r>
+          </w:p>
+        </w:tc>
+      </w:tr>
+      <w:tr>
+        <w:tc>
+          <w:tcPr>
+            <w:tcW w:type="dxa" w:w="2899"/>
+            <w:vAlign w:val="center"/>
+            <w:tcMar>
+              <w:top w:w="80" w:type="dxa"/>
+              <w:start w:w="100" w:type="dxa"/>
+              <w:bottom w:w="80" w:type="dxa"/>
+              <w:end w:w="100" w:type="dxa"/>
+            </w:tcMar>
+            <w:shd w:fill="FFFFFF"/>
+          </w:tcPr>
+          <w:p>
+            <w:r/>
+            <w:r>
+              <w:rPr>
+                <w:rFonts w:ascii="Aptos" w:hAnsi="Aptos"/>
+                <w:b w:val="0"/>
+                <w:color w:val="12354A"/>
+                <w:sz w:val="16"/>
+              </w:rPr>
+              <w:t>Messzylinder</w:t>
+            </w:r>
+          </w:p>
+        </w:tc>
+        <w:tc>
+          <w:tcPr>
+            <w:tcW w:type="dxa" w:w="2341"/>
+            <w:vAlign w:val="center"/>
+            <w:tcMar>
+              <w:top w:w="80" w:type="dxa"/>
+              <w:start w:w="100" w:type="dxa"/>
+              <w:bottom w:w="80" w:type="dxa"/>
+              <w:end w:w="100" w:type="dxa"/>
+            </w:tcMar>
+            <w:shd w:fill="FFFFFF"/>
+          </w:tcPr>
+          <w:p>
+            <w:r/>
+            <w:r>
+              <w:rPr>
+                <w:rFonts w:ascii="Aptos" w:hAnsi="Aptos"/>
+                <w:b w:val="0"/>
+                <w:color w:val="12354A"/>
+                <w:sz w:val="16"/>
+              </w:rPr>
+              <w:t>1 ml</w:t>
+            </w:r>
+          </w:p>
+        </w:tc>
+        <w:tc>
+          <w:tcPr>
+            <w:tcW w:type="dxa" w:w="2230"/>
+            <w:vAlign w:val="center"/>
+            <w:tcMar>
+              <w:top w:w="80" w:type="dxa"/>
+              <w:start w:w="100" w:type="dxa"/>
+              <w:bottom w:w="80" w:type="dxa"/>
+              <w:end w:w="100" w:type="dxa"/>
+            </w:tcMar>
+            <w:shd w:fill="FFFFFF"/>
+          </w:tcPr>
+          <w:p>
+            <w:r/>
+            <w:r>
+              <w:rPr>
+                <w:rFonts w:ascii="Aptos" w:hAnsi="Aptos"/>
+                <w:b w:val="0"/>
+                <w:color w:val="12354A"/>
+                <w:sz w:val="16"/>
+              </w:rPr>
+              <w:t>23 ml</w:t>
+            </w:r>
+          </w:p>
+        </w:tc>
+        <w:tc>
+          <w:tcPr>
+            <w:tcW w:type="dxa" w:w="2565"/>
+            <w:vAlign w:val="center"/>
+            <w:tcMar>
+              <w:top w:w="80" w:type="dxa"/>
+              <w:start w:w="100" w:type="dxa"/>
+              <w:bottom w:w="80" w:type="dxa"/>
+              <w:end w:w="100" w:type="dxa"/>
+            </w:tcMar>
+            <w:shd w:fill="FFFFFF"/>
+          </w:tcPr>
+          <w:p>
+            <w:r/>
+            <w:r>
+              <w:rPr>
+                <w:rFonts w:ascii="Aptos" w:hAnsi="Aptos"/>
+                <w:b w:val="0"/>
+                <w:color w:val="12354A"/>
+                <w:sz w:val="16"/>
+              </w:rPr>
+              <w:t>23,0 ml</w:t>
+            </w:r>
+          </w:p>
+        </w:tc>
+      </w:tr>
+      <w:tr>
+        <w:tc>
+          <w:tcPr>
+            <w:tcW w:type="dxa" w:w="2899"/>
+            <w:vAlign w:val="center"/>
+            <w:tcMar>
+              <w:top w:w="80" w:type="dxa"/>
+              <w:start w:w="100" w:type="dxa"/>
+              <w:bottom w:w="80" w:type="dxa"/>
+              <w:end w:w="100" w:type="dxa"/>
+            </w:tcMar>
+            <w:shd w:fill="EAF3F5"/>
+          </w:tcPr>
+          <w:p>
+            <w:r/>
+            <w:r>
+              <w:rPr>
+                <w:rFonts w:ascii="Aptos" w:hAnsi="Aptos"/>
+                <w:b w:val="0"/>
+                <w:color w:val="12354A"/>
+                <w:sz w:val="16"/>
+              </w:rPr>
+              <w:t>Messzylinder</w:t>
+            </w:r>
+          </w:p>
+        </w:tc>
+        <w:tc>
+          <w:tcPr>
+            <w:tcW w:type="dxa" w:w="2341"/>
+            <w:vAlign w:val="center"/>
+            <w:tcMar>
+              <w:top w:w="80" w:type="dxa"/>
+              <w:start w:w="100" w:type="dxa"/>
+              <w:bottom w:w="80" w:type="dxa"/>
+              <w:end w:w="100" w:type="dxa"/>
+            </w:tcMar>
+            <w:shd w:fill="EAF3F5"/>
+          </w:tcPr>
+          <w:p>
+            <w:r/>
+            <w:r>
+              <w:rPr>
+                <w:rFonts w:ascii="Aptos" w:hAnsi="Aptos"/>
+                <w:b w:val="0"/>
+                <w:color w:val="12354A"/>
+                <w:sz w:val="16"/>
+              </w:rPr>
+              <w:t>0,1 ml</w:t>
+            </w:r>
+          </w:p>
+        </w:tc>
+        <w:tc>
+          <w:tcPr>
+            <w:tcW w:type="dxa" w:w="2230"/>
+            <w:vAlign w:val="center"/>
+            <w:tcMar>
+              <w:top w:w="80" w:type="dxa"/>
+              <w:start w:w="100" w:type="dxa"/>
+              <w:bottom w:w="80" w:type="dxa"/>
+              <w:end w:w="100" w:type="dxa"/>
+            </w:tcMar>
+            <w:shd w:fill="EAF3F5"/>
+          </w:tcPr>
+          <w:p>
+            <w:r/>
+            <w:r>
+              <w:rPr>
+                <w:rFonts w:ascii="Aptos" w:hAnsi="Aptos"/>
+                <w:b w:val="0"/>
+                <w:color w:val="12354A"/>
+                <w:sz w:val="16"/>
+              </w:rPr>
+              <w:t>23,4 ml</w:t>
+            </w:r>
+          </w:p>
+        </w:tc>
+        <w:tc>
+          <w:tcPr>
+            <w:tcW w:type="dxa" w:w="2565"/>
+            <w:vAlign w:val="center"/>
+            <w:tcMar>
+              <w:top w:w="80" w:type="dxa"/>
+              <w:start w:w="100" w:type="dxa"/>
+              <w:bottom w:w="80" w:type="dxa"/>
+              <w:end w:w="100" w:type="dxa"/>
+            </w:tcMar>
+            <w:shd w:fill="EAF3F5"/>
+          </w:tcPr>
+          <w:p>
+            <w:r/>
+            <w:r>
+              <w:rPr>
+                <w:rFonts w:ascii="Aptos" w:hAnsi="Aptos"/>
+                <w:b w:val="0"/>
+                <w:color w:val="12354A"/>
+                <w:sz w:val="16"/>
+              </w:rPr>
+              <w:t>23 ml</w:t>
+            </w:r>
+          </w:p>
+        </w:tc>
+      </w:tr>
+      <w:tr>
+        <w:tc>
+          <w:tcPr>
+            <w:tcW w:type="dxa" w:w="2899"/>
+            <w:vAlign w:val="center"/>
+            <w:tcMar>
+              <w:top w:w="80" w:type="dxa"/>
+              <w:start w:w="100" w:type="dxa"/>
+              <w:bottom w:w="80" w:type="dxa"/>
+              <w:end w:w="100" w:type="dxa"/>
+            </w:tcMar>
+            <w:shd w:fill="FFFFFF"/>
+          </w:tcPr>
+          <w:p>
+            <w:r/>
+            <w:r>
+              <w:rPr>
+                <w:rFonts w:ascii="Aptos" w:hAnsi="Aptos"/>
+                <w:b w:val="0"/>
+                <w:color w:val="12354A"/>
+                <w:sz w:val="16"/>
+              </w:rPr>
+              <w:t>Digitalwaage</w:t>
+            </w:r>
+          </w:p>
+        </w:tc>
+        <w:tc>
+          <w:tcPr>
+            <w:tcW w:type="dxa" w:w="2341"/>
+            <w:vAlign w:val="center"/>
+            <w:tcMar>
+              <w:top w:w="80" w:type="dxa"/>
+              <w:start w:w="100" w:type="dxa"/>
+              <w:bottom w:w="80" w:type="dxa"/>
+              <w:end w:w="100" w:type="dxa"/>
+            </w:tcMar>
+            <w:shd w:fill="FFFFFF"/>
+          </w:tcPr>
+          <w:p>
+            <w:r/>
+            <w:r>
+              <w:rPr>
+                <w:rFonts w:ascii="Aptos" w:hAnsi="Aptos"/>
+                <w:b w:val="0"/>
+                <w:color w:val="12354A"/>
+                <w:sz w:val="16"/>
+              </w:rPr>
+              <w:t>0,01 g</w:t>
+            </w:r>
+          </w:p>
+        </w:tc>
+        <w:tc>
+          <w:tcPr>
+            <w:tcW w:type="dxa" w:w="2230"/>
+            <w:vAlign w:val="center"/>
+            <w:tcMar>
+              <w:top w:w="80" w:type="dxa"/>
+              <w:start w:w="100" w:type="dxa"/>
+              <w:bottom w:w="80" w:type="dxa"/>
+              <w:end w:w="100" w:type="dxa"/>
+            </w:tcMar>
+            <w:shd w:fill="FFFFFF"/>
+          </w:tcPr>
+          <w:p>
+            <w:r/>
+            <w:r>
+              <w:rPr>
+                <w:rFonts w:ascii="Aptos" w:hAnsi="Aptos"/>
+                <w:b w:val="0"/>
+                <w:color w:val="12354A"/>
+                <w:sz w:val="16"/>
+              </w:rPr>
+              <w:t>12,45 g</w:t>
+            </w:r>
+          </w:p>
+        </w:tc>
+        <w:tc>
+          <w:tcPr>
+            <w:tcW w:type="dxa" w:w="2565"/>
+            <w:vAlign w:val="center"/>
+            <w:tcMar>
+              <w:top w:w="80" w:type="dxa"/>
+              <w:start w:w="100" w:type="dxa"/>
+              <w:bottom w:w="80" w:type="dxa"/>
+              <w:end w:w="100" w:type="dxa"/>
+            </w:tcMar>
+            <w:shd w:fill="FFFFFF"/>
+          </w:tcPr>
+          <w:p>
+            <w:r/>
+            <w:r>
+              <w:rPr>
+                <w:rFonts w:ascii="Aptos" w:hAnsi="Aptos"/>
+                <w:b w:val="0"/>
+                <w:color w:val="12354A"/>
+                <w:sz w:val="16"/>
+              </w:rPr>
+              <w:t>12,4 g oder 12,450 g</w:t>
+            </w:r>
+          </w:p>
+        </w:tc>
+      </w:tr>
+    </w:tbl>
+    <w:p>
+      <w:pPr>
+        <w:spacing w:after="0"/>
+      </w:pPr>
+    </w:p>
+    <w:p>
+      <w:pPr>
+        <w:pStyle w:val="Heading2"/>
+      </w:pPr>
+      <w:r>
+        <w:t>Runden und Rechnen</w:t>
+      </w:r>
+    </w:p>
+    <w:p>
+      <w:pPr>
+        <w:pStyle w:val="ListBullet"/>
+      </w:pPr>
+      <w:r>
+        <w:t>Die erste wegzulassende Ziffer entscheidet: 0–4 abrunden, 5–9 aufrunden. Beispiele auf zwei Nachkommastellen: 3,746 → 3,75; 3,742 → 3,74; 2,995 → 3,00.</w:t>
+      </w:r>
+    </w:p>
+    <w:p>
+      <w:pPr>
+        <w:pStyle w:val="ListBullet"/>
+      </w:pPr>
+      <w:r>
+        <w:t>Erst das Endergebnis runden, nicht bereits die Zwischenergebnisse.</w:t>
+      </w:r>
+    </w:p>
+    <w:p>
+      <w:pPr>
+        <w:pStyle w:val="ListBullet"/>
+      </w:pPr>
+      <w:r>
+        <w:t>Bei Addition und Subtraktion richtet sich die letzte Stelle nach der ungenauesten Dezimalstelle. Bei Multiplikation und Division richtet sich die Zahl signifikanter Ziffern nach dem ungenauesten Messwert.</w:t>
+      </w:r>
     </w:p>
     <w:p>
       <w:pPr>
@@ -3964,32 +5172,60 @@
     </w:p>
     <w:p>
       <w:pPr>
-        <w:pStyle w:val="ListNumber"/>
+        <w:spacing w:after="50"/>
+        <w:ind w:left="425" w:hanging="283"/>
       </w:pPr>
+      <w:r>
+        <w:rPr>
+          <w:b/>
+        </w:rPr>
+        <w:t xml:space="preserve">1. </w:t>
+      </w:r>
       <w:r>
         <w:t>Nur bei metrischen Daten prüfen.</w:t>
       </w:r>
     </w:p>
     <w:p>
       <w:pPr>
-        <w:pStyle w:val="ListNumber"/>
+        <w:spacing w:after="50"/>
+        <w:ind w:left="425" w:hanging="283"/>
       </w:pPr>
+      <w:r>
+        <w:rPr>
+          <w:b/>
+        </w:rPr>
+        <w:t xml:space="preserve">2. </w:t>
+      </w:r>
       <w:r>
         <w:t>Zuerst Punktdiagramm oder Histogramm ansehen: Symmetrie, Ausreisser, Schiefe, zwei Gipfel?</w:t>
       </w:r>
     </w:p>
     <w:p>
       <w:pPr>
-        <w:pStyle w:val="ListNumber"/>
+        <w:spacing w:after="50"/>
+        <w:ind w:left="425" w:hanging="283"/>
       </w:pPr>
+      <w:r>
+        <w:rPr>
+          <w:b/>
+        </w:rPr>
+        <w:t xml:space="preserve">3. </w:t>
+      </w:r>
       <w:r>
         <w:t>Fachlich überlegen: Können zwei Teilgruppen oder Messgrenzen die Form erklären?</w:t>
       </w:r>
     </w:p>
     <w:p>
       <w:pPr>
-        <w:pStyle w:val="ListNumber"/>
+        <w:spacing w:after="50"/>
+        <w:ind w:left="425" w:hanging="283"/>
       </w:pPr>
+      <w:r>
+        <w:rPr>
+          <w:b/>
+        </w:rPr>
+        <w:t xml:space="preserve">4. </w:t>
+      </w:r>
       <w:r>
         <w:t>Optional Shapiro-Wilk-Test als zusätzlichen Hinweis verwenden.</w:t>
       </w:r>
@@ -6157,61 +7393,388 @@
         <w:pStyle w:val="Heading2"/>
       </w:pPr>
       <w:r>
+        <w:t>Unabhängige und abhängige Variable</w:t>
+      </w:r>
+    </w:p>
+    <w:tbl>
+      <w:tblPr>
+        <w:tblW w:type="dxa" w:w="10035"/>
+        <w:jc w:val="center"/>
+        <w:tblLayout w:type="fixed"/>
+        <w:tblLook w:firstColumn="1" w:firstRow="1" w:lastColumn="0" w:lastRow="0" w:noHBand="0" w:noVBand="1" w:val="04A0"/>
+        <w:tblInd w:type="dxa" w:w="100"/>
+      </w:tblPr>
+      <w:tblGrid>
+        <w:gridCol w:w="2316"/>
+        <w:gridCol w:w="3639"/>
+        <w:gridCol w:w="4080"/>
+      </w:tblGrid>
+      <w:tr>
+        <w:tc>
+          <w:tcPr>
+            <w:tcW w:type="dxa" w:w="2316"/>
+            <w:vAlign w:val="center"/>
+            <w:tcMar>
+              <w:top w:w="80" w:type="dxa"/>
+              <w:start w:w="100" w:type="dxa"/>
+              <w:bottom w:w="80" w:type="dxa"/>
+              <w:end w:w="100" w:type="dxa"/>
+            </w:tcMar>
+            <w:shd w:fill="13857D"/>
+          </w:tcPr>
+          <w:p>
+            <w:r/>
+            <w:r>
+              <w:rPr>
+                <w:rFonts w:ascii="Aptos" w:hAnsi="Aptos"/>
+                <w:b/>
+                <w:color w:val="FFFFFF"/>
+                <w:sz w:val="18"/>
+              </w:rPr>
+              <w:t>Variable</w:t>
+            </w:r>
+          </w:p>
+        </w:tc>
+        <w:tc>
+          <w:tcPr>
+            <w:tcW w:type="dxa" w:w="3639"/>
+            <w:vAlign w:val="center"/>
+            <w:tcMar>
+              <w:top w:w="80" w:type="dxa"/>
+              <w:start w:w="100" w:type="dxa"/>
+              <w:bottom w:w="80" w:type="dxa"/>
+              <w:end w:w="100" w:type="dxa"/>
+            </w:tcMar>
+            <w:shd w:fill="13857D"/>
+          </w:tcPr>
+          <w:p>
+            <w:r/>
+            <w:r>
+              <w:rPr>
+                <w:rFonts w:ascii="Aptos" w:hAnsi="Aptos"/>
+                <w:b/>
+                <w:color w:val="FFFFFF"/>
+                <w:sz w:val="18"/>
+              </w:rPr>
+              <w:t>Leitfrage</w:t>
+            </w:r>
+          </w:p>
+        </w:tc>
+        <w:tc>
+          <w:tcPr>
+            <w:tcW w:type="dxa" w:w="4080"/>
+            <w:vAlign w:val="center"/>
+            <w:tcMar>
+              <w:top w:w="80" w:type="dxa"/>
+              <w:start w:w="100" w:type="dxa"/>
+              <w:bottom w:w="80" w:type="dxa"/>
+              <w:end w:w="100" w:type="dxa"/>
+            </w:tcMar>
+            <w:shd w:fill="13857D"/>
+          </w:tcPr>
+          <w:p>
+            <w:r/>
+            <w:r>
+              <w:rPr>
+                <w:rFonts w:ascii="Aptos" w:hAnsi="Aptos"/>
+                <w:b/>
+                <w:color w:val="FFFFFF"/>
+                <w:sz w:val="18"/>
+              </w:rPr>
+              <w:t>Beispiel Haarfärbung</w:t>
+            </w:r>
+          </w:p>
+        </w:tc>
+      </w:tr>
+      <w:tr>
+        <w:tc>
+          <w:tcPr>
+            <w:tcW w:type="dxa" w:w="2316"/>
+            <w:vAlign w:val="center"/>
+            <w:tcMar>
+              <w:top w:w="80" w:type="dxa"/>
+              <w:start w:w="100" w:type="dxa"/>
+              <w:bottom w:w="80" w:type="dxa"/>
+              <w:end w:w="100" w:type="dxa"/>
+            </w:tcMar>
+            <w:shd w:fill="EAF3F5"/>
+          </w:tcPr>
+          <w:p>
+            <w:r/>
+            <w:r>
+              <w:rPr>
+                <w:rFonts w:ascii="Aptos" w:hAnsi="Aptos"/>
+                <w:b w:val="0"/>
+                <w:color w:val="12354A"/>
+                <w:sz w:val="17"/>
+              </w:rPr>
+              <w:t>unabhängige Variable</w:t>
+            </w:r>
+          </w:p>
+        </w:tc>
+        <w:tc>
+          <w:tcPr>
+            <w:tcW w:type="dxa" w:w="3639"/>
+            <w:vAlign w:val="center"/>
+            <w:tcMar>
+              <w:top w:w="80" w:type="dxa"/>
+              <w:start w:w="100" w:type="dxa"/>
+              <w:bottom w:w="80" w:type="dxa"/>
+              <w:end w:w="100" w:type="dxa"/>
+            </w:tcMar>
+            <w:shd w:fill="EAF3F5"/>
+          </w:tcPr>
+          <w:p>
+            <w:r/>
+            <w:r>
+              <w:rPr>
+                <w:rFonts w:ascii="Aptos" w:hAnsi="Aptos"/>
+                <w:b w:val="0"/>
+                <w:color w:val="12354A"/>
+                <w:sz w:val="17"/>
+              </w:rPr>
+              <w:t>Was wird verändert oder zwischen Gruppen verglichen?</w:t>
+            </w:r>
+          </w:p>
+        </w:tc>
+        <w:tc>
+          <w:tcPr>
+            <w:tcW w:type="dxa" w:w="4080"/>
+            <w:vAlign w:val="center"/>
+            <w:tcMar>
+              <w:top w:w="80" w:type="dxa"/>
+              <w:start w:w="100" w:type="dxa"/>
+              <w:bottom w:w="80" w:type="dxa"/>
+              <w:end w:w="100" w:type="dxa"/>
+            </w:tcMar>
+            <w:shd w:fill="EAF3F5"/>
+          </w:tcPr>
+          <w:p>
+            <w:r/>
+            <w:r>
+              <w:rPr>
+                <w:rFonts w:ascii="Aptos" w:hAnsi="Aptos"/>
+                <w:b w:val="0"/>
+                <w:color w:val="12354A"/>
+                <w:sz w:val="17"/>
+              </w:rPr>
+              <w:t>Anzahl der Färbungen: 0, 1 oder 3</w:t>
+            </w:r>
+          </w:p>
+        </w:tc>
+      </w:tr>
+      <w:tr>
+        <w:tc>
+          <w:tcPr>
+            <w:tcW w:type="dxa" w:w="2316"/>
+            <w:vAlign w:val="center"/>
+            <w:tcMar>
+              <w:top w:w="80" w:type="dxa"/>
+              <w:start w:w="100" w:type="dxa"/>
+              <w:bottom w:w="80" w:type="dxa"/>
+              <w:end w:w="100" w:type="dxa"/>
+            </w:tcMar>
+            <w:shd w:fill="FFFFFF"/>
+          </w:tcPr>
+          <w:p>
+            <w:r/>
+            <w:r>
+              <w:rPr>
+                <w:rFonts w:ascii="Aptos" w:hAnsi="Aptos"/>
+                <w:b w:val="0"/>
+                <w:color w:val="12354A"/>
+                <w:sz w:val="17"/>
+              </w:rPr>
+              <w:t>abhängige Variable</w:t>
+            </w:r>
+          </w:p>
+        </w:tc>
+        <w:tc>
+          <w:tcPr>
+            <w:tcW w:type="dxa" w:w="3639"/>
+            <w:vAlign w:val="center"/>
+            <w:tcMar>
+              <w:top w:w="80" w:type="dxa"/>
+              <w:start w:w="100" w:type="dxa"/>
+              <w:bottom w:w="80" w:type="dxa"/>
+              <w:end w:w="100" w:type="dxa"/>
+            </w:tcMar>
+            <w:shd w:fill="FFFFFF"/>
+          </w:tcPr>
+          <w:p>
+            <w:r/>
+            <w:r>
+              <w:rPr>
+                <w:rFonts w:ascii="Aptos" w:hAnsi="Aptos"/>
+                <w:b w:val="0"/>
+                <w:color w:val="12354A"/>
+                <w:sz w:val="17"/>
+              </w:rPr>
+              <w:t>Welches Ergebnis wird beobachtet oder gemessen?</w:t>
+            </w:r>
+          </w:p>
+        </w:tc>
+        <w:tc>
+          <w:tcPr>
+            <w:tcW w:type="dxa" w:w="4080"/>
+            <w:vAlign w:val="center"/>
+            <w:tcMar>
+              <w:top w:w="80" w:type="dxa"/>
+              <w:start w:w="100" w:type="dxa"/>
+              <w:bottom w:w="80" w:type="dxa"/>
+              <w:end w:w="100" w:type="dxa"/>
+            </w:tcMar>
+            <w:shd w:fill="FFFFFF"/>
+          </w:tcPr>
+          <w:p>
+            <w:r/>
+            <w:r>
+              <w:rPr>
+                <w:rFonts w:ascii="Aptos" w:hAnsi="Aptos"/>
+                <w:b w:val="0"/>
+                <w:color w:val="12354A"/>
+                <w:sz w:val="17"/>
+              </w:rPr>
+              <w:t>Reisskraft der Haare in Newton</w:t>
+            </w:r>
+          </w:p>
+        </w:tc>
+      </w:tr>
+    </w:tbl>
+    <w:p>
+      <w:pPr>
+        <w:spacing w:after="0"/>
+      </w:pPr>
+    </w:p>
+    <w:p>
+      <w:r>
+        <w:t>Nicht verwechseln: Die unabhängige Variable ist der untersuchte Einflussfaktor. Unabhängige Gruppen bedeutet dagegen, dass die Messwerte verschiedener Gruppen nicht paarweise zusammengehören.</w:t>
+      </w:r>
+    </w:p>
+    <w:p>
+      <w:pPr>
+        <w:pStyle w:val="Heading2"/>
+      </w:pPr>
+      <w:r>
         <w:t>A · Vor dem Messen</w:t>
       </w:r>
     </w:p>
     <w:p>
       <w:pPr>
-        <w:pStyle w:val="ListNumber"/>
+        <w:spacing w:after="50"/>
+        <w:ind w:left="425" w:hanging="283"/>
       </w:pPr>
+      <w:r>
+        <w:rPr>
+          <w:b/>
+        </w:rPr>
+        <w:t xml:space="preserve">1. </w:t>
+      </w:r>
       <w:r>
         <w:t>Forschungsfrage: Was genau soll beantwortet werden?</w:t>
       </w:r>
     </w:p>
     <w:p>
       <w:pPr>
-        <w:pStyle w:val="ListNumber"/>
+        <w:spacing w:after="50"/>
+        <w:ind w:left="425" w:hanging="283"/>
       </w:pPr>
+      <w:r>
+        <w:rPr>
+          <w:b/>
+        </w:rPr>
+        <w:t xml:space="preserve">2. </w:t>
+      </w:r>
       <w:r>
         <w:t>Hypothese: Welche überprüfbare Erwartung folgt daraus?</w:t>
       </w:r>
     </w:p>
     <w:p>
       <w:pPr>
-        <w:pStyle w:val="ListNumber"/>
+        <w:spacing w:after="50"/>
+        <w:ind w:left="425" w:hanging="283"/>
       </w:pPr>
+      <w:r>
+        <w:rPr>
+          <w:b/>
+        </w:rPr>
+        <w:t xml:space="preserve">3. </w:t>
+      </w:r>
+      <w:r>
+        <w:t>Unabhängige Variable: Was wird verändert oder verglichen?</w:t>
+      </w:r>
+    </w:p>
+    <w:p>
+      <w:pPr>
+        <w:spacing w:after="50"/>
+        <w:ind w:left="425" w:hanging="283"/>
+      </w:pPr>
+      <w:r>
+        <w:rPr>
+          <w:b/>
+        </w:rPr>
+        <w:t xml:space="preserve">4. </w:t>
+      </w:r>
       <w:r>
         <w:t>Abhängige Variable: Was wird beobachtet oder gemessen?</w:t>
       </w:r>
     </w:p>
     <w:p>
       <w:pPr>
-        <w:pStyle w:val="ListNumber"/>
+        <w:spacing w:after="50"/>
+        <w:ind w:left="425" w:hanging="283"/>
       </w:pPr>
+      <w:r>
+        <w:rPr>
+          <w:b/>
+        </w:rPr>
+        <w:t xml:space="preserve">5. </w:t>
+      </w:r>
       <w:r>
         <w:t>Datenart: nominal, ordinal oder metrisch?</w:t>
       </w:r>
     </w:p>
     <w:p>
       <w:pPr>
-        <w:pStyle w:val="ListNumber"/>
+        <w:spacing w:after="50"/>
+        <w:ind w:left="425" w:hanging="283"/>
       </w:pPr>
+      <w:r>
+        <w:rPr>
+          <w:b/>
+        </w:rPr>
+        <w:t xml:space="preserve">6. </w:t>
+      </w:r>
       <w:r>
         <w:t>Untersuchungseinheit und Stichprobengrösse n festlegen.</w:t>
       </w:r>
     </w:p>
     <w:p>
       <w:pPr>
-        <w:pStyle w:val="ListNumber"/>
+        <w:spacing w:after="50"/>
+        <w:ind w:left="425" w:hanging="283"/>
       </w:pPr>
+      <w:r>
+        <w:rPr>
+          <w:b/>
+        </w:rPr>
+        <w:t xml:space="preserve">7. </w:t>
+      </w:r>
       <w:r>
         <w:t>Gruppen unabhängig oder Messungen gepaart?</w:t>
       </w:r>
     </w:p>
     <w:p>
       <w:pPr>
-        <w:pStyle w:val="ListNumber"/>
+        <w:spacing w:after="50"/>
+        <w:ind w:left="425" w:hanging="283"/>
       </w:pPr>
+      <w:r>
+        <w:rPr>
+          <w:b/>
+        </w:rPr>
+        <w:t xml:space="preserve">8. </w:t>
+      </w:r>
       <w:r>
         <w:t>Kontrollvariablen, Einheit, Messmethode und Wiederholungen planen.</w:t>
       </w:r>
@@ -6226,64 +7789,120 @@
     </w:p>
     <w:p>
       <w:pPr>
-        <w:pStyle w:val="ListNumber"/>
+        <w:spacing w:after="50"/>
+        <w:ind w:left="425" w:hanging="283"/>
       </w:pPr>
+      <w:r>
+        <w:rPr>
+          <w:b/>
+        </w:rPr>
+        <w:t xml:space="preserve">1. </w:t>
+      </w:r>
       <w:r>
         <w:t>Rohdaten vollständig tabellarisch dokumentieren.</w:t>
       </w:r>
     </w:p>
     <w:p>
       <w:pPr>
-        <w:pStyle w:val="ListNumber"/>
+        <w:spacing w:after="50"/>
+        <w:ind w:left="425" w:hanging="283"/>
       </w:pPr>
+      <w:r>
+        <w:rPr>
+          <w:b/>
+        </w:rPr>
+        <w:t xml:space="preserve">2. </w:t>
+      </w:r>
       <w:r>
         <w:t>Fehlende Werte und mögliche Ausreisser prüfen; nichts heimlich entfernen.</w:t>
       </w:r>
     </w:p>
     <w:p>
       <w:pPr>
-        <w:pStyle w:val="ListNumber"/>
+        <w:spacing w:after="50"/>
+        <w:ind w:left="425" w:hanging="283"/>
       </w:pPr>
+      <w:r>
+        <w:rPr>
+          <w:b/>
+        </w:rPr>
+        <w:t xml:space="preserve">3. </w:t>
+      </w:r>
       <w:r>
         <w:t>Passendes Diagramm erstellen und Achsen beschriften.</w:t>
       </w:r>
     </w:p>
     <w:p>
       <w:pPr>
-        <w:pStyle w:val="ListNumber"/>
+        <w:spacing w:after="50"/>
+        <w:ind w:left="425" w:hanging="283"/>
       </w:pPr>
+      <w:r>
+        <w:rPr>
+          <w:b/>
+        </w:rPr>
+        <w:t xml:space="preserve">4. </w:t>
+      </w:r>
       <w:r>
         <w:t>Geeignete Lage- und Streumasse berechnen.</w:t>
       </w:r>
     </w:p>
     <w:p>
       <w:pPr>
-        <w:pStyle w:val="ListNumber"/>
+        <w:spacing w:after="50"/>
+        <w:ind w:left="425" w:hanging="283"/>
       </w:pPr>
+      <w:r>
+        <w:rPr>
+          <w:b/>
+        </w:rPr>
+        <w:t xml:space="preserve">5. </w:t>
+      </w:r>
       <w:r>
         <w:t>Nur bei metrischen Daten und passender Testfrage die Verteilung prüfen.</w:t>
       </w:r>
     </w:p>
     <w:p>
       <w:pPr>
-        <w:pStyle w:val="ListNumber"/>
+        <w:spacing w:after="50"/>
+        <w:ind w:left="425" w:hanging="283"/>
       </w:pPr>
+      <w:r>
+        <w:rPr>
+          <w:b/>
+        </w:rPr>
+        <w:t xml:space="preserve">6. </w:t>
+      </w:r>
       <w:r>
         <w:t>Test anhand von Datenart und Versuchsplan wählen.</w:t>
       </w:r>
     </w:p>
     <w:p>
       <w:pPr>
-        <w:pStyle w:val="ListNumber"/>
+        <w:spacing w:after="50"/>
+        <w:ind w:left="425" w:hanging="283"/>
       </w:pPr>
+      <w:r>
+        <w:rPr>
+          <w:b/>
+        </w:rPr>
+        <w:t xml:space="preserve">7. </w:t>
+      </w:r>
       <w:r>
         <w:t>p-Wert mit vorab festgelegtem α vergleichen.</w:t>
       </w:r>
     </w:p>
     <w:p>
       <w:pPr>
-        <w:pStyle w:val="ListNumber"/>
+        <w:spacing w:after="50"/>
+        <w:ind w:left="425" w:hanging="283"/>
       </w:pPr>
+      <w:r>
+        <w:rPr>
+          <w:b/>
+        </w:rPr>
+        <w:t xml:space="preserve">8. </w:t>
+      </w:r>
       <w:r>
         <w:t>Ergebnis fachlich interpretieren und Grenzen nennen.</w:t>
       </w:r>
@@ -8059,9 +9678,6 @@
     <w:rsid w:val="00FC693F"/>
     <w:pPr>
       <w:keepNext/>
-      <w:pBdr>
-        <w:bottom w:val="single" w:sz="8" w:space="4" w:color="4F81BD" w:themeColor="accent1"/>
-      </w:pBdr>
       <w:spacing w:after="100" w:line="240" w:lineRule="auto" w:before="240"/>
       <w:contextualSpacing/>
     </w:pPr>
